--- a/example_articles/countries/United Kingdom/1.countries_United Kingdom_New_York_Times.docx
+++ b/example_articles/countries/United Kingdom/1.countries_United Kingdom_New_York_Times.docx
@@ -27,17 +27,17 @@
     </w:p>
     <w:p>
       <w:r>
-        <w:t>Source File: NYT/53.DOCX</w:t>
+        <w:t>Source file: NYT/53.DOCX</w:t>
       </w:r>
     </w:p>
     <w:p>
       <w:r>
-        <w:t>Raw locations result: ['United Kingdom']</w:t>
+        <w:t>Raw locations result, 'locations': ['United Kingdom']</w:t>
       </w:r>
     </w:p>
     <w:p>
       <w:r>
-        <w:t>countries_stand_flat (Standardized): United Kingdom</w:t>
+        <w:t>Standardized locations result, 'countries_stand_flat': United Kingdom</w:t>
       </w:r>
     </w:p>
     <w:p>

--- a/example_articles/countries/United Kingdom/1.countries_United Kingdom_New_York_Times.docx
+++ b/example_articles/countries/United Kingdom/1.countries_United Kingdom_New_York_Times.docx
@@ -7,7 +7,7 @@
         <w:pStyle w:val="Heading1"/>
       </w:pPr>
       <w:r>
-        <w:t>A Report on Blacks Elicits Support</w:t>
+        <w:t>Hoping to Finish With a Flourish</w:t>
       </w:r>
     </w:p>
     <w:p>
@@ -17,17 +17,17 @@
     </w:p>
     <w:p>
       <w:r>
-        <w:t>Date: 1990-12-16</w:t>
+        <w:t>Date: 1990-01-25</w:t>
       </w:r>
     </w:p>
     <w:p>
       <w:r>
-        <w:t>Section: Section 12WC;; Section 12WC; Page 1; Column 5; Westchester Weekly Desk; Column 5;</w:t>
+        <w:t>Section: Section B; Page 13, Column 2; Sports Desk</w:t>
       </w:r>
     </w:p>
     <w:p>
       <w:r>
-        <w:t>Source file: NYT/53.DOCX</w:t>
+        <w:t>Source file: NYT/47.DOCX</w:t>
       </w:r>
     </w:p>
     <w:p>
@@ -49,101 +49,71 @@
     </w:p>
     <w:p>
       <w:r>
-        <w:t>LEADERS of Westchester's black community began to look beyond a 165-page indictment of its status in the county last week to the economic, social and political changes they say are essential to reverse a continuing decline in the position of blacks.</w:t>
+        <w:t>Sebastian Coe of Britain, who has set 11 world records and won 4 Olympic medals in his illustrious career, will retire from competition after the Commonwealth Games, which begin today in Auckland, New Zealand. He could leave the track in a blaze of glory.</w:t>
         <w:br/>
-        <w:t>Some of the likely changes include strengthening and enforcing a six-year-old executive order designed to increase the level of participation of blacks in county contracts. The order, issued by County Executive Andrew P. O'Rourke, was limited to construction contracts worth more than $100,000. Most minority-owned companies could not participate at that level.</w:t>
+        <w:t>Unlike most world-class runners, who don't quit until their talent disappears, the 33-year-old Coe is still near peak form. Last September, in Barcelona, Spain, he placed a close second in the World Cup 1,500 meters, and he was ranked fifth in the world in the event for the year.</w:t>
         <w:br/>
-        <w:t>Other changes that black leaders have indicated they will seek are improved coordination and planning among county departments and improved delivery of services, such as using churches and community centers, where minority families are comfortable, rather than schools and government agencies.</w:t>
+        <w:t>In athletic retirement, Coe will be giving up one form of competition for another. He has been active in British politics and been selected by the Conservative Party to run for Parliament in an election that will likely be held in 1991.</w:t>
         <w:br/>
         <w:t xml:space="preserve"> </w:t>
         <w:br/>
-        <w:t>Not Depending on Government</w:t>
+        <w:t>A Heavy Schedule</w:t>
         <w:br/>
-        <w:t xml:space="preserve"> Efforts will also be made to encourage greater involvement by successful blacks in helping to improve the plight of others who are less successful. "We can no longer depend on the government to do everything for us," said Herman Keith, a County Legislator from Yonkers,</w:t>
+        <w:t>In Auckland, Coe will run in both the 800- and 1,500-meter races. ''I find the 800 helped my 1,500, and when I've done the double, in both the European championships and Olympics, I'd come home with gold or silver,'' Coe said in a recent interview in the United States before leaving for his training base in Melbourne, Australia.</w:t>
         <w:br/>
-        <w:t>"Few people I know got where they are on their own, without someone extending a hand or making a phone call," he said, adding that such "networking" in the business community was practiced less among blacks, "many of whom are not aware of the condition we're in."</w:t>
+        <w:t>Should Coe make the final in both events, the double will require five races in six days, beginning with the 800-meter heats and semifinals next Monday and concluding with the 1,500-meter final on Feb. 3.</w:t>
         <w:br/>
-        <w:t>A report outlining that condition, a survey of Westchester's black community, was prepared by the African-American Advisory Board, formed by Mr. O'Rourke in 1987. The report, delivered earlier this month, was described by Mr. O'Rourke as revealing a "sadness and a feeling verging on hopelessness." The County Executive pledged support for the report's recommendations, which cited housing, economic development, criminal justice, drug and alcohol abuse and education as areas requiring improvement.</w:t>
+        <w:t>''Not quite as vicious as Los Angeles,'' he said, in reference to the 1984 Olympics, in which he ran seven races in nine days.</w:t>
         <w:br/>
-        <w:t>One of his first steps, Mr. O'Rourke said, would be "to make a pledge in 1991 to take back the streets in Westchester County." He was reminded during a question-and-answer period after the presentation of the report, however, that his proposed 1991 budget all but eliminated the War on Drugs program, an educational effort.</w:t>
+        <w:t>Coe said the Los Angeles Games represented the jewel of his career. There, he became the only runner ever to win consecutive Olympic 1,500 titles. He also captured the silver medal in the 800. After the 1,500 final, in which he outkicked Steve Cram, a fellow Briton, Coe pointed a finger of vindication at the British news media, which had questioned his staying power.</w:t>
+        <w:br/>
+        <w:t>Coe set his first world record in 1979 and holds longevity in the highest regard. ''An athletic career should be judged on consistency over time,'' he said, adding that the athletes he most admired were people like Ron Clarke of Australia, Mike Boit of Kenya and John Walker of New Zealand, all of whom had long, successful careers.</w:t>
+        <w:br/>
+        <w:t>Walker, 38, the 1976 Olympic 1,500 champion and the first man to run better than 3:50 for the mile (3:49.4 in 1975), will also retire after the Commonwealth Games, a 10-sport competition among 52 nations. In his home country, Walker will be the sentimental favorite in the 1,500, but while he can still run a 3:36 in 1,500 (the equivalent of a 3:53 mile), that level of talent will not likely be sufficient for medal contention.</w:t>
+        <w:br/>
+        <w:t>''I'll be facing the might of Kenya,'' said Coe with awe. Along with the British, Kenyans have dominated international middle-distance running for two decades. Oddly, two 1988 Olympic champions, Peter Rono (1,500) and Paul Ereng (800), were not named to the Kenyan team.</w:t>
+        <w:br/>
+        <w:t>Those who were selected include Robert Kibet in the 800 and Wilfred Kirochi in the 1,500, both of whom emerged only last year as world-class performers. Kirochi, who just turned 20, ran a remarkable 3:32.57 for 1,500 meters and was ranked third in the world for 1989. He also turned in a 3:50.49 mile, and is perhaps the leading candidate to succeed Coe as the world's pre-eminent middle-distance runner. In Auckland, Coe's British teammate, Peter Elliot, will also be a formidable challenger in the 1,500.</w:t>
         <w:br/>
         <w:t xml:space="preserve"> </w:t>
         <w:br/>
-        <w:t>An Idea From a Historian</w:t>
+        <w:t>A Running Prodigy</w:t>
         <w:br/>
-        <w:t xml:space="preserve"> The idea for a survey of the black community in Westchester began with John Harmon, a black historian, who approached two county legislators, Mr. Keith and Ernest D. Davis of Mount Vernon.</w:t>
+        <w:t>Coe first gained fame in 1973 as an English schoolboy champion and captured his first British title in 1976. In 1979, he entered the firmament of track history by setting three world records in six weeks. In succession, they were a 1:42.33 for 800 meters, 3:48.95 for the mile and 3:32.03 for 1,500 meters.</w:t>
         <w:br/>
-        <w:t>"It was his suggestion," Mr. Davis recalled, "that we form an African-American advisory board to get a cross-section of blacks that could focus intently on the problems we faced."' Mr. Davis said the Board of Legislators "did not want to deal with it and asked us to take it to Mr. O'Rourke, who took it over and appointed its members."</w:t>
+        <w:t>Both the mile and 1,500 marks have been broken a number of times since. Coe himself set the mile record twice more, lowering it to 3:47.33 in 1983; it is now 3:46.32, run by Cram in 1985.</w:t>
         <w:br/>
-        <w:t>The appointees, a cross-section of corporate, civic and church leaders; educators, social service experts and others prominent in the black community, were selected by Mr. O'Rourke. But they did not spare the County Executive and members of his government from criticism.</w:t>
+        <w:t>Coe also improved upon his 800 record, running 1:41.73 in 1981. Incredibly, the record still stands and it is the one Coe said he was most proud of.</w:t>
         <w:br/>
-        <w:t>In presenting the report, J. T. Childs Jr., an International Business Machines executive who is chairman of the advisory board, said there was "a total lack of awareness by county government" that blacks were participating "only in the smallest way in the abundant opportunities available in Westchester County."</w:t>
+        <w:t>''I'm surprised it has endured so long,'' Coe said. ''Many have tried it. In fairness, many thought it was easier than it is.''</w:t>
         <w:br/>
-        <w:t>The proposed 1991 budget, Mr. Childs said, "is the antithesis of the recommendations of this report." He said the contradiction could be resolved by "executive leadership" to bring about "even-handed funding, funding that does not balance financial responsibility at the expense of the poor."</w:t>
+        <w:t>Perhaps it was Coe's litheness that made his accomplishments seem accessible. At 5 foot 10 inches and 120 pounds, he is built more like a marathoner than a miler. ''I like to think that I showed you don't have to be 6 foot 1 inches and 160 pounds to be successful in the middle distances, and that quality training is the key,'' he said.</w:t>
         <w:br/>
-        <w:t>Mr. Childs said blacks represented 12 percent of Westchester's population, or nearly 105,000 people, but that 80 percent of the county's homeless and 68 percent of its prison population were black. Sixty-three percent of the county's blacks completed high school and 12 percent "have some college background," the survey reported.</w:t>
+        <w:t>Coe rarely trained more than 50 miles per week. He dined on speed and was known to rip off 400-meter repetitions in close to 50 seconds. He also did gym workouts, mixing calesthentics and weight training. In the winter, he would eschew indoor track in favor of building an endurance base.</w:t>
+        <w:br/>
+        <w:t>He believes this developmental approach, plus a post-collegiate support system through running clubs, has been important to British success.</w:t>
         <w:br/>
         <w:t xml:space="preserve"> </w:t>
         <w:br/>
-        <w:t>A List of Problem Areas</w:t>
+        <w:t>Rivalry With Ovett</w:t>
         <w:br/>
-        <w:t xml:space="preserve"> "No discussion of the African-American condition in Westchester can be held without recognition that race has played a role in the outcome," Mr. Childs said. The evidence of "exclusion based on race," he said, is "evidenced by chronically high unemployment rates, poor and segregated housing patterns, high infant-mortality rates, drug and alcohol abuse, poor health and susceptibility to disease, inferior education and the disproportionate number of African-Americans in the criminal justice system."</w:t>
+        <w:t>When Coe blossomed in the late 1970's, he was ushered into an inevitable rivalry with his countryman Steve Ovett, and the two men remain linked to this day. Their different backgrounds and personalities - Coe well-educated and charming, Ovett working-class and reserved - suggested an enmity between them which Coe said was not there.</w:t>
         <w:br/>
-        <w:t>Mr. Childs said the county lacked a clear policy to promote black business growth. The report said the county should expand and strengthen the Office of Affirmative Action, ask county agencies for plans to better use minority-owned businesses and direct programs for the black community toward serious economic development.</w:t>
+        <w:t>At the 1980 Moscow Olympics, they were cast by the press as bitter adversaries. Ovett defeated Coe in the 800. Coe defeated Ovett in the 1,500. After the 1,500, Coe fell to the track in what appeared to be prayerful thanks. ''I was looking for my contact lens, which had dropped out,'' he said.</w:t>
         <w:br/>
-        <w:t>Housing problems for blacks, the report found, "have reached a point of crisis in some areas of the county." In 1980, one-half of the housing units in the county were rental; by 1985, one-fourth of those units had been converted to condominium or cooperative apartments. During that same time new construction declined.</w:t>
+        <w:t>''We're friends now,'' Coe said. He considers Ovett an important influence on him. ''Steve Ovett set the trend for me, and he was the classiest middle-distance runner I've ever faced.''</w:t>
         <w:br/>
-        <w:t>These factors had a serious impact on black families, whose average earnings in 1980 were $19,726, compared with the $36,283 earned by white families. The report recommended the development of a "fair share" plan for providing affordable housing, with strong incentives for communities to meet targets set by the county, like a surcharge on local property taxes for failure to do so.</w:t>
+        <w:t>Coe added the two Olympic medals in 1984, and won a European title, at 800 meters, in 1986. But he has never won a Commonwealth championship and prepared diligently for this one last attempt. He arrived in Auckland with mixed feelings of anticipation and nostalgia.</w:t>
         <w:br/>
-        <w:t>In the area of criminal justice, "recent national data indicates that 25 percent of black males are incarcerated," Mr. Childs said. In Westchester, the same percentage of black males "are involved in some element of the criminal-justice process."</w:t>
+        <w:t>''The games will be tinged with sadness,'' he said. ''This is something I've done man and boy for 20 years. While I'll no longer be a competitor, I'll always be a runner. Running was the life style. Competition grew out of it.''</w:t>
+        <w:br/>
+        <w:br/>
+        <w:t>Graphic</w:t>
+        <w:br/>
         <w:br/>
         <w:t xml:space="preserve"> </w:t>
         <w:br/>
-        <w:t>Racial Bias Is Cited</w:t>
-        <w:br/>
-        <w:t xml:space="preserve"> The report said that the group had found racial bias in all the areas studied and that this was a "key contributing factor to the increasingly high rate of African-Americans in the criminal- justice system." It called for local projects that would increase contacts between the police and blacks, more patrolmen on the beat and "satellite" police stations in schools and community centers.</w:t>
-        <w:br/>
-        <w:t>Mr. Childs said 80 percent of the offenses that led to the incarceration of blacks were drug-related. In 1988, he said, blacks represented 66 percent of Westchester County drug arrests. The report called for greater drug outreach, especially among children, and better treatment programs.</w:t>
-        <w:br/>
-        <w:t>The county's educational system "does not serve poor students well," Mr. Childs said. Among blacks who entered the ninth grade in 1981, 54 percent failed to graduate with their class in 1985. The report recommended creation of an Office of Early Childhood Services, innovative programs to identify and monitor dropouts as well as adult literacy programs and training for single mothers.</w:t>
-        <w:br/>
-        <w:t>Mr. Childs suggested that all these areas were interrelated. "If I can't find a job or it's a low-paying job, that will influence where my housing is, and that will influence where my children go to school and that will determine who their friends are, and their habits.</w:t>
-        <w:br/>
-        <w:t>"The report shows we're not dealing with a one-acre lot; it's a big farm with a lot of plowing to be done and a lot of places to plant seeds," he said.</w:t>
-        <w:br/>
-        <w:t>The initial plowing will be done by the Whart Development Company of Yonkers, which conducts studies and serves as a consultant to small businesses and to municipalities involved in revitalization.</w:t>
-        <w:br/>
-        <w:t xml:space="preserve"> </w:t>
-        <w:br/>
-        <w:t>Implementing the Suggestions</w:t>
-        <w:br/>
-        <w:t xml:space="preserve"> Ruth H. Thompson, president of Whart, which prepared the report, said, "We will be submitting a proposal to the County Executive with the kinds of things we think he can do to help implement the report's recommendations." She said he was expecting it by next summer.</w:t>
-        <w:br/>
-        <w:t>Mrs. Thompson said she would also be working with government departments, "which do a fairly good job but don't coordinate well." Different departments may deal with the same people, she said, "but they're not always cognizant of what's going on with that same family."</w:t>
-        <w:br/>
-        <w:t>Asked if there was a need for blacks to find ways to help themselves in the face of shrinking government budgets, Mrs. Thompson offered this example:</w:t>
-        <w:br/>
-        <w:t>"When I was working with one of the county agencies, we talked about a substance-abuse prevention program that currently exists in the schools, and the concern that there were very few participants.</w:t>
-        <w:br/>
-        <w:t>"There is a tendency on the part of agencies to establish programs in minority communities, but they don't work because of the facilities involved. People are much more comfortable attending a church than they are attending schools or other kinds of institutions."</w:t>
-        <w:br/>
-        <w:t>The report was issued on the ninth floor of the County Office Building here, Mr. O'Rourke's office, while one floor below the Budget and Appropriations Committee of the Board of Legislators was seeking to restore some of the social services cut back or eliminated by the County Executive in his budget proposal.</w:t>
-        <w:br/>
-        <w:t>Mr. Keith said it was telling that none of the seven members of the Budget Committee "had any concentrations of people of color in their legislative districts." Mr. Davis, who is black and represents Mount Vernon, a city with a heavy minority population, had been a member but was replaced this year by Audrey G. Hochberg of Scarsdale.</w:t>
-        <w:br/>
-        <w:t>"I'm not questioning the sensitivity of the Budget Committee members," Mr. Keith said. "But what's missing is some knowledge of the urban centers where 80 percent of the people of color in this county live.</w:t>
-        <w:br/>
-        <w:t>"We can't afford to lose the cities of Westchester's south and the people who live there just to reduce the property-tax rate increase, to keep it at a number that is satisfactory to the wealthy and more affluent of this county. I'm a property owner and I don't mind paying a couple of extra dollars if it's going to help keep a kid out of jail or help him find a job, or help a mother who needs Head Start to keep herself off welfare."</w:t>
-        <w:br/>
-        <w:t>Mr. Davis said the members of the African-American Advisory Board were distinguished, "but they represented a sameness: there was too much professionalism on that board."</w:t>
-        <w:br/>
-        <w:t>Mr. Davis added that "everyone was polite and nobody was angry except Walter Brooks," the president of the Ossining branch of the National Association for the Advancement of Colored People, "and he was right."</w:t>
-        <w:br/>
-        <w:t>Mr. Brooks said at the report's presentation that the survey "leaves a lot to be desired in terms of the class composition of the committee; we miss the working class. When you begin to recommend satellite police stations," he said, "you know something is wrong."</w:t>
-        <w:br/>
-        <w:t>Later, Mr. Brooks added: "The input to that report was all middle-class values. The report failed to deal with politics."</w:t>
-        <w:br/>
-        <w:t>Mr. Childs said the report represented "all elements," including those who testified at a public hearing, and was "based on an enormous amount of discussion."</w:t>
+        <w:t>Photo: Sebastian Coe winning the 1,500 meters at the 1980 Olympics. Steve Ovett, his rival, was at left and placed third. (United Press International)</w:t>
       </w:r>
     </w:p>
     <w:sectPr>

--- a/example_articles/countries/United Kingdom/1.countries_United Kingdom_New_York_Times.docx
+++ b/example_articles/countries/United Kingdom/1.countries_United Kingdom_New_York_Times.docx
@@ -7,7 +7,9 @@
         <w:pStyle w:val="Heading1"/>
       </w:pPr>
       <w:r>
-        <w:t>Hoping to Finish With a Flourish</w:t>
+        <w:t>FILM;</w:t>
+        <w:br/>
+        <w:t>For His New Film, Hanif Kureishi Reaches for a 'Beautiful Laundrette'</w:t>
       </w:r>
     </w:p>
     <w:p>
@@ -17,17 +19,17 @@
     </w:p>
     <w:p>
       <w:r>
-        <w:t>Date: 1990-01-25</w:t>
+        <w:t>Date: 1992-08-02</w:t>
       </w:r>
     </w:p>
     <w:p>
       <w:r>
-        <w:t>Section: Section B; Page 13, Column 2; Sports Desk</w:t>
+        <w:t>Section: Section 2;; Section 2; Page 16; Column 3; Arts &amp; Leisure Desk; Column 3;; Biography</w:t>
       </w:r>
     </w:p>
     <w:p>
       <w:r>
-        <w:t>Source file: NYT/47.DOCX</w:t>
+        <w:t>Source file: NYT/52.DOCX</w:t>
       </w:r>
     </w:p>
     <w:p>
@@ -49,63 +51,49 @@
     </w:p>
     <w:p>
       <w:r>
-        <w:t>Sebastian Coe of Britain, who has set 11 world records and won 4 Olympic medals in his illustrious career, will retire from competition after the Commonwealth Games, which begin today in Auckland, New Zealand. He could leave the track in a blaze of glory.</w:t>
+        <w:t>In a large house in Notting Hill a stately white mansion that has obviously seen better days -- technicians bashed a hole in the living room, trying to attach a bike to the ceiling.</w:t>
         <w:br/>
-        <w:t>Unlike most world-class runners, who don't quit until their talent disappears, the 33-year-old Coe is still near peak form. Last September, in Barcelona, Spain, he placed a close second in the World Cup 1,500 meters, and he was ranked fifth in the world in the event for the year.</w:t>
+        <w:t>"I wrote this scene in a pub," said Hanif Kureishi gleefully, admiring the pandemonium from the comfort of a sofa. He was clearly enjoying the trouble he had caused. The prop was for a hallucination scene in "London Kills Me," Mr. Kureishi's third screenplay and his directorial debut. The film opens in New York on Friday.</w:t>
         <w:br/>
-        <w:t>In athletic retirement, Coe will be giving up one form of competition for another. He has been active in British politics and been selected by the Conservative Party to run for Parliament in an election that will likely be held in 1991.</w:t>
+        <w:t>Half-English, half-Pakistani, Hanif Kureishi (pronounced Ha-NEEF Ku-REE-shee) is a playwright, screenwriter, novelist, essayist. He is also a provocateur who once described England as "an intolerant, racist, homophobic, narrow-minded, authoritarian rat hole."</w:t>
         <w:br/>
-        <w:t xml:space="preserve"> </w:t>
+        <w:t>Glamour, of a street-smart variety, surrounds Mr. Kureishi. He likes to affect the outlaw image: the fashionable ponytail, the black leather jacket, the beer in a bottle, not a glass.  Some in the film world call him the Spike Lee of England. Asked about the comparison, Mr. Kureishi shrugged. "We don't really have that much in common, except that he's a black man in a white society, and I'm a brown man in a white society, and we're both young."</w:t>
         <w:br/>
-        <w:t>A Heavy Schedule</w:t>
+        <w:t>In America, Mr. Kureishi, who is 37 years old, is probably best known for having written "My Beautiful Laundrette," a film that seemed to come out of nowhere, a splattered cinematic canvas of Asian immigrant London circa mid-Thatcher. "Laundrette" was a long shot that came in first. Along with "Chariots of Fire," it is perhaps the most emblematic of all the films that Britain produced in the 80's. "Laundrette" is the flip side of the stiff-upper-lip "Chariots," showing the story of a homosexual relationship between a young Pakistani and a white Cockney who open a swank laundromat in a London slum.</w:t>
         <w:br/>
-        <w:t>In Auckland, Coe will run in both the 800- and 1,500-meter races. ''I find the 800 helped my 1,500, and when I've done the double, in both the European championships and Olympics, I'd come home with gold or silver,'' Coe said in a recent interview in the United States before leaving for his training base in Melbourne, Australia.</w:t>
+        <w:t>"Laundrette" remains the standard for the dream product: a low-cost slice-of-life drama that found an audience all over the world. Made on a budget of $860,000, it grossed $5 million in the United States alone, which is big box office for an independent film. "Laundrette" also introduced two other talents to the American public: the director Stephen Frears, who went on to make "Dangerous Liaisons" and "The Grifters," and Daniel Day Lewis, who won the best-actor Academy Award for "My Left Foot."</w:t>
         <w:br/>
-        <w:t>Should Coe make the final in both events, the double will require five races in six days, beginning with the 800-meter heats and semifinals next Monday and concluding with the 1,500-meter final on Feb. 3.</w:t>
+        <w:t>But neither of these big names is involved with "London Kills Me"; Mr. Kureishi was on his own. He gazed up at the ominous-looking hole. "What if the ceiling falls in?" he asked one of the technicians.</w:t>
         <w:br/>
-        <w:t>''Not quite as vicious as Los Angeles,'' he said, in reference to the 1984 Olympics, in which he ran seven races in nine days.</w:t>
+        <w:t>"I've got a dustpan and brush downstairs, Hanif."</w:t>
         <w:br/>
-        <w:t>Coe said the Los Angeles Games represented the jewel of his career. There, he became the only runner ever to win consecutive Olympic 1,500 titles. He also captured the silver medal in the 800. After the 1,500 final, in which he outkicked Steve Cram, a fellow Briton, Coe pointed a finger of vindication at the British news media, which had questioned his staying power.</w:t>
+        <w:t>Mr. Kureishi smiled at the joke. Orson Welles once called film making the greatest toy-train set in the world, and Mr. Kureishi was obviously relishing his new toy. Some years ago, when he was asked if he had any aspirations to direct, he replied, "No, it's too bloody difficult, too much organization. All of those people you have to be nice to. It's a strain." But here he was, on the second day of a scheduled 38-day shoot, being nice to people, organized, dealing with the strain.</w:t>
         <w:br/>
-        <w:t>Coe set his first world record in 1979 and holds longevity in the highest regard. ''An athletic career should be judged on consistency over time,'' he said, adding that the athletes he most admired were people like Ron Clarke of Australia, Mike Boit of Kenya and John Walker of New Zealand, all of whom had long, successful careers.</w:t>
+        <w:t>The cast of unknowns were mostly in their early 20's, and they treated the quiet Mr. Kureishi as a hip, friendly teacher, or maybe an older brother. He doesn't look like a film director; short and compactly built, he has long black hair and gentle, soft black eyes. His face is angelic, but he is slow to smile and slower to laugh, often affecting the kind of puzzled expression and crooked grin one sees in pouting children and hurt dogs.</w:t>
         <w:br/>
-        <w:t>Walker, 38, the 1976 Olympic 1,500 champion and the first man to run better than 3:50 for the mile (3:49.4 in 1975), will also retire after the Commonwealth Games, a 10-sport competition among 52 nations. In his home country, Walker will be the sentimental favorite in the 1,500, but while he can still run a 3:36 in 1,500 (the equivalent of a 3:53 mile), that level of talent will not likely be sufficient for medal contention.</w:t>
+        <w:t>Not everything Mr. Kureishi has written, ranging from stage plays and screenplays to essays, stories and a novel, has been a striking success, but the title of his new film is certainly ironic in light of his own career. London hasn't killed Mr. Kureishi at all -- it has practically fallen at his feet. After the critical and commercial success of "Laundrette" (which earned him an Oscar nomination for best original screenplay), he was given an artistic blank check for his next film, "Sammy and Rosie Get Laid" (1987), which explored conservatism's collision with sexual liberation.</w:t>
         <w:br/>
-        <w:t>''I'll be facing the might of Kenya,'' said Coe with awe. Along with the British, Kenyans have dominated international middle-distance running for two decades. Oddly, two 1988 Olympic champions, Peter Rono (1,500) and Paul Ereng (800), were not named to the Kenyan team.</w:t>
+        <w:t>Although the movie was a commercial and critical failure, it further established Mr. Kureishi as a writer of vision. He has consistently challenged the Merchant Ivory-Masterpiece Theater view of England as a country of white people with good accents eating strawberries, playing cricket and going fox hunting. Mr. Kureishi's England is a land of immigrants, gays, punks, drug dealers and race riots. His novel, "The Buddha of Suburbia," depicts an England unsure of how to assimilate its immigrants -- and immigrants unsure whether they want to be assimilated. The book has been translated into 23 languages.</w:t>
         <w:br/>
-        <w:t>Those who were selected include Robert Kibet in the 800 and Wilfred Kirochi in the 1,500, both of whom emerged only last year as world-class performers. Kirochi, who just turned 20, ran a remarkable 3:32.57 for 1,500 meters and was ranked third in the world for 1989. He also turned in a 3:50.49 mile, and is perhaps the leading candidate to succeed Coe as the world's pre-eminent middle-distance runner. In Auckland, Coe's British teammate, Peter Elliot, will also be a formidable challenger in the 1,500.</w:t>
+        <w:t>"London Kills Me," unlike Mr. Kureishi's other screenplays, doesn't feature race as an issue; the film is about a young white street urchin called Clint Eastwood who meets up with a gang of white drug dealers and moves into a squat, or house, with them in Notting Hill. Clint wants to go straight but needs a pair of shoes to get a job. "About two years ago, I met this guy in Notting Hill who didn't have a pair of shoes," Mr. Kureishi explained. "He'd stolen a pair from someone in his squat, but they'd found out, so he had to give them back. It seemed sort of funny and pathetic to me -- that all he needed was a pair of shoes."</w:t>
         <w:br/>
-        <w:t xml:space="preserve"> </w:t>
+        <w:t>But the film is not about footware. "Drugs are high-risk capitalism," the director said, speaking the kind of lines he is apt to give his characters. "Ecstasy was the ultimate Thatcherite drug, because you could get blissed out on the weekend and still go to work Monday morning. Not like LSD. The kids around Portobello Road are into the 60's scene without the politics, just the culture. It's all about hedonism. The squatting scene is massive. So it was those two themes -- of young homelessness and drugs -- that came together in the film."</w:t>
         <w:br/>
-        <w:t>A Running Prodigy</w:t>
+        <w:t>The house the producers found is a former meditation center about to undergo complete renovation. "London Kills Me" turned it into a cinematic squat, with unintelligible graffiti spray-painted on the walls, mirrors smashed, the carpets trashed. Budgeted at $3 million, the production is clearly on the low end of the scale.</w:t>
         <w:br/>
-        <w:t>Coe first gained fame in 1973 as an English schoolboy champion and captured his first British title in 1976. In 1979, he entered the firmament of track history by setting three world records in six weeks. In succession, they were a 1:42.33 for 800 meters, 3:48.95 for the mile and 3:32.03 for 1,500 meters.</w:t>
+        <w:t>"People will probably say the film is arrogant," Mr. Kureishi said. What do critics say about him? "His eagerness to shock is almost endearing," wrote James Wolcott in Vanity Fair. "Kureishi is a bourgeois-basher afraid of being branded bourgeois."</w:t>
         <w:br/>
-        <w:t>Both the mile and 1,500 marks have been broken a number of times since. Coe himself set the mile record twice more, lowering it to 3:47.33 in 1983; it is now 3:46.32, run by Cram in 1985.</w:t>
+        <w:t>Mr. Kureishi, whose novel won the Whitbread Prize for the best British fiction debut of 1990, has been praised by his friend Salman Rushdie, but, like Mr. Rushdie, he is not the most admired writer in the British Asian community. The loudest critics of "My Beautiful Laundrette" were Asians. In New York, members of the Pakistani Action Committee, angry about the film's depiction of their fellow nationals, picketed its release, waving placards with such slogans as " 'My Beautiful Laundrette' is the creation of a sick and perverted mind."</w:t>
         <w:br/>
-        <w:t>Coe also improved upon his 800 record, running 1:41.73 in 1981. Incredibly, the record still stands and it is the one Coe said he was most proud of.</w:t>
+        <w:t>Although Muslim characters are written about sympathetically in his novel, Mr. Kureishi said that he was brought up as an atheist. Born in 1954 to a working-class English mother and a middle-class Pakistani journalist, he grew up in the south London middle-class suburb of Bromley. "I was brought up really as an English child," he said. "My father was very Westernized -- he wasn't a practicing Muslim, for example, didn't believe in arranged marriages or practices that would have conflicted with what was around us. I wasn't influenced by Asian culture at all."</w:t>
         <w:br/>
-        <w:t>''I'm surprised it has endured so long,'' Coe said. ''Many have tried it. In fairness, many thought it was easier than it is.''</w:t>
+        <w:t>There were few Asians in the Bromley area then. "It was a very worrying time," said Mr. Kureishi's father, Rafiushan, in an interview during the shooting of "London Kills Me." (Rafiushan Kureishi died last January.) "The English nature is to not say anything openly, but to keep it under. But people became outspoken about race -- they gave you a hassle when you went out." The senior Kureishi, perhaps his son's greatest champion, remembered the young Hanif as being "very difficult and extremely rude at times. He could be very arrogant."</w:t>
         <w:br/>
-        <w:t>Perhaps it was Coe's litheness that made his accomplishments seem accessible. At 5 foot 10 inches and 120 pounds, he is built more like a marathoner than a miler. ''I like to think that I showed you don't have to be 6 foot 1 inches and 160 pounds to be successful in the middle distances, and that quality training is the key,'' he said.</w:t>
+        <w:t>Having come of age in the late 60's, the director has put that era's anti-authoritarian sensibility into much of his work. The land squatters in "Sammy and Rosie" could be living in a 60's commune. Characters speak as if they're in a psychedelic Roger Corman film ("This stuff will chill you, man. Just tip it on your tongue . . . .") And the drug dealers in "London Kills Me" could have been Ken Kesey's Merry Pranksters hot off the bus.</w:t>
         <w:br/>
-        <w:t>Coe rarely trained more than 50 miles per week. He dined on speed and was known to rip off 400-meter repetitions in close to 50 seconds. He also did gym workouts, mixing calesthentics and weight training. In the winter, he would eschew indoor track in favor of building an endurance base.</w:t>
+        <w:t>Of his new film, Mr. Kureishi said, "There'll be a lot of people who'll be expecting something which is much bigger and more complicated, I suppose, more ambitious."</w:t>
         <w:br/>
-        <w:t>He believes this developmental approach, plus a post-collegiate support system through running clubs, has been important to British success.</w:t>
-        <w:br/>
-        <w:t xml:space="preserve"> </w:t>
-        <w:br/>
-        <w:t>Rivalry With Ovett</w:t>
-        <w:br/>
-        <w:t>When Coe blossomed in the late 1970's, he was ushered into an inevitable rivalry with his countryman Steve Ovett, and the two men remain linked to this day. Their different backgrounds and personalities - Coe well-educated and charming, Ovett working-class and reserved - suggested an enmity between them which Coe said was not there.</w:t>
-        <w:br/>
-        <w:t>At the 1980 Moscow Olympics, they were cast by the press as bitter adversaries. Ovett defeated Coe in the 800. Coe defeated Ovett in the 1,500. After the 1,500, Coe fell to the track in what appeared to be prayerful thanks. ''I was looking for my contact lens, which had dropped out,'' he said.</w:t>
-        <w:br/>
-        <w:t>''We're friends now,'' Coe said. He considers Ovett an important influence on him. ''Steve Ovett set the trend for me, and he was the classiest middle-distance runner I've ever faced.''</w:t>
-        <w:br/>
-        <w:t>Coe added the two Olympic medals in 1984, and won a European title, at 800 meters, in 1986. But he has never won a Commonwealth championship and prepared diligently for this one last attempt. He arrived in Auckland with mixed feelings of anticipation and nostalgia.</w:t>
-        <w:br/>
-        <w:t>''The games will be tinged with sadness,'' he said. ''This is something I've done man and boy for 20 years. While I'll no longer be a competitor, I'll always be a runner. Running was the life style. Competition grew out of it.''</w:t>
+        <w:t>Faltering ambition has never been a problem with Mr. Kureishi. These days, however, following his father's death and a bout with back problems, he has decided to travel and take it easy for a while. Although he has no new projects planned, he has written a four-hour television adaptation of "The Buddha of Suburbia," which the BBC plans to film in September. This time, though, he is content to let someone else direct.</w:t>
         <w:br/>
         <w:br/>
         <w:t>Graphic</w:t>
@@ -113,7 +101,7 @@
         <w:br/>
         <w:t xml:space="preserve"> </w:t>
         <w:br/>
-        <w:t>Photo: Sebastian Coe winning the 1,500 meters at the 1980 Olympics. Steve Ovett, his rival, was at left and placed third. (United Press International)</w:t>
+        <w:t>Photos: Emer McCourt, left, and Steven Mackintosh in "London Kills Me"--The themes of drugs and homeless young people come together. Hanif Kureishi during the filming of "London Kills Me." (Photographs by New Line Cinema)</w:t>
       </w:r>
     </w:p>
     <w:sectPr>

--- a/example_articles/countries/United Kingdom/1.countries_United Kingdom_New_York_Times.docx
+++ b/example_articles/countries/United Kingdom/1.countries_United Kingdom_New_York_Times.docx
@@ -9,7 +9,7 @@
       <w:r>
         <w:t>FILM;</w:t>
         <w:br/>
-        <w:t>For His New Film, Hanif Kureishi Reaches for a 'Beautiful Laundrette'</w:t>
+        <w:t>Filming Life, He Found His Own</w:t>
       </w:r>
     </w:p>
     <w:p>
@@ -19,17 +19,17 @@
     </w:p>
     <w:p>
       <w:r>
-        <w:t>Date: 1992-08-02</w:t>
+        <w:t>Date: 1992-01-12</w:t>
       </w:r>
     </w:p>
     <w:p>
       <w:r>
-        <w:t>Section: Section 2;; Section 2; Page 16; Column 3; Arts &amp; Leisure Desk; Column 3;; Biography</w:t>
+        <w:t>Section: Section 2;; Section 2; Page 11; Column 1; Arts &amp; Leisure Desk; Column 1;; Biography</w:t>
       </w:r>
     </w:p>
     <w:p>
       <w:r>
-        <w:t>Source file: NYT/52.DOCX</w:t>
+        <w:t>Source file: NYT/53.DOCX</w:t>
       </w:r>
     </w:p>
     <w:p>
@@ -51,49 +51,63 @@
     </w:p>
     <w:p>
       <w:r>
-        <w:t>In a large house in Notting Hill a stately white mansion that has obviously seen better days -- technicians bashed a hole in the living room, trying to attach a bike to the ceiling.</w:t>
+        <w:t>"Thirty-five Up," the latest installment in the documentary series about the lives of 14 Britons, is the culmination of 28 years' work, and as far as I know is the longest-running project in the history of film. It started in 1964 with "7 Up," a documentary produced by Granada Television that looked at Britain through the eyes of these individuals as 7-year-olds. I was 22, had just left Cambridge University with a law degree and had been hired to find the children from as diverse backgrounds as possible and, with the director Paul Almond, to get their opinions on money, love, God, sex, race, school and one another. We also wanted to know what they had in mind for their futures. These were the politicians, managers, union leaders and parents of the year 2000, so what kind of England could we look forward to?</w:t>
         <w:br/>
-        <w:t>"I wrote this scene in a pub," said Hanif Kureishi gleefully, admiring the pandemonium from the comfort of a sofa. He was clearly enjoying the trouble he had caused. The prop was for a hallucination scene in "London Kills Me," Mr. Kureishi's third screenplay and his directorial debut. The film opens in New York on Friday.</w:t>
+        <w:t>We used the Jesuit idea "give me a child until he is 7 and I will show you the man," but, frankly, our underlying concept was political. Granada was a left-wing company, and in the heady days of 1964 when England was the pop-cultural center of the world, we wanted to see whether the dynamics that gave fame and fortune to the Beatles, the Stones and other icons had permeated our class system. Did everybody have a fair chance, or did the accident of birth bring power, wealth and success? Were children made into winners or losers by class divisions, or was the old order changing forever?</w:t>
         <w:br/>
-        <w:t>Half-English, half-Pakistani, Hanif Kureishi (pronounced Ha-NEEF Ku-REE-shee) is a playwright, screenwriter, novelist, essayist. He is also a provocateur who once described England as "an intolerant, racist, homophobic, narrow-minded, authoritarian rat hole."</w:t>
+        <w:t>The film became an instant classic, for out of the mouths of those babes came some fairly alarming truths about the inequality and unfairness that still existed at the very heart of our society. The arguments that emerged were so provocative that I decided to go back every seven years to record what was happening to these children as they grew up.</w:t>
         <w:br/>
-        <w:t>Glamour, of a street-smart variety, surrounds Mr. Kureishi. He likes to affect the outlaw image: the fashionable ponytail, the black leather jacket, the beer in a bottle, not a glass.  Some in the film world call him the Spike Lee of England. Asked about the comparison, Mr. Kureishi shrugged. "We don't really have that much in common, except that he's a black man in a white society, and I'm a brown man in a white society, and we're both young."</w:t>
+        <w:t>Over 28 years and five films, their lives have become a road map for a kind of social history of the last three decades. The series has also been a marker for me, as it has engaged my entire working life. I have married, had children and moved to America, and wondered whether the choices I have made have been as preordained as some of those in "7 Up." I've brought up my own children, mindful of those I have filmed growing up burdened by so much parental ambition that their lives have gone seriously awry. You can see the charm of a 7-year-old become stress at 14 and disappointment at 21. I look at Nick, at 7 a farmer's son from rural Yorkshire, at 35 an associate professor of physics at the University of Wisconsin, in the process of relocating his family to America, much as I did, homesick for England and trying to identify and hang on to those of his roots that would give him his strength.</w:t>
         <w:br/>
-        <w:t>In America, Mr. Kureishi, who is 37 years old, is probably best known for having written "My Beautiful Laundrette," a film that seemed to come out of nowhere, a splattered cinematic canvas of Asian immigrant London circa mid-Thatcher. "Laundrette" was a long shot that came in first. Along with "Chariots of Fire," it is perhaps the most emblematic of all the films that Britain produced in the 80's. "Laundrette" is the flip side of the stiff-upper-lip "Chariots," showing the story of a homosexual relationship between a young Pakistani and a white Cockney who open a swank laundromat in a London slum.</w:t>
+        <w:t>Professionally, I don't know what I've learned from the films except maybe that truth is more extraordinary than fiction, that real-life stories can be more unbelievable, more daring and more vivid than invention. My best movies, "Agatha," "Coal Miner's Daughter" and "Gorillas in the Mist," were all the more powerful for being based on truth.</w:t>
         <w:br/>
-        <w:t>"Laundrette" remains the standard for the dream product: a low-cost slice-of-life drama that found an audience all over the world. Made on a budget of $860,000, it grossed $5 million in the United States alone, which is big box office for an independent film. "Laundrette" also introduced two other talents to the American public: the director Stephen Frears, who went on to make "Dangerous Liaisons" and "The Grifters," and Daniel Day Lewis, who won the best-actor Academy Award for "My Left Foot."</w:t>
+        <w:t>Back in 1971 with the second film, "14 Up," it seemed unlikely that the series would survive. The interviews were like a struggle (they lacked, you might say, a warm glow), but once we put it all together, we knew we were onto something. The politics were as strong as ever, but now we had the excitement of juxtaposing two generations. We had turned a page in the family album.</w:t>
         <w:br/>
-        <w:t>But neither of these big names is involved with "London Kills Me"; Mr. Kureishi was on his own. He gazed up at the ominous-looking hole. "What if the ceiling falls in?" he asked one of the technicians.</w:t>
+        <w:t>But there were shortcomings that I've never really surmounted. We didn't have enough women, and the four we had all left school and married early; so we missed out on one of the most powerful political upheavals of my lifetime -- the changing role of women in the home and workplace. I think I also shortchanged my own roots -- the lower middle class. In my generation that class overcame modest beginnings by luck and hard work, but in the "7 Up" generation it found a world where the economy was collapsing and jobs in the arts, teaching, medicine and the like, were in short supply.</w:t>
         <w:br/>
-        <w:t>"I've got a dustpan and brush downstairs, Hanif."</w:t>
+        <w:t>By "21 Up" it was hard enough putting the film together without bemoaning what might have been if we'd had a crystal ball. The awkwardness of the 14-year-olds had evaporated and interviewing had become much easier. I was having to condense a life into 15 minutes or so and make value judgments as to what was important and what wasn't.</w:t>
         <w:br/>
-        <w:t>Mr. Kureishi smiled at the joke. Orson Welles once called film making the greatest toy-train set in the world, and Mr. Kureishi was obviously relishing his new toy. Some years ago, when he was asked if he had any aspirations to direct, he replied, "No, it's too bloody difficult, too much organization. All of those people you have to be nice to. It's a strain." But here he was, on the second day of a scheduled 38-day shoot, being nice to people, organized, dealing with the strain.</w:t>
+        <w:t>Sometimes I was way off, with Tony, for example. At 7 he was the playground fighter who wanted to be a jockey, but I felt he'd never had a real chance in life. High spirits and quick wit weren't going to be enough. So I filmed him at 21 driving around the hot crime spots of the East End of London in his taxicab, conducting a tour of underworld highlights past and present. I supposed I was planning ahead, second-guessing what was lying in wait for him, but I had misjudged him completely. As Tony would often say to me, "Michael, you can't judge a book by its cover." The wildness of his early years had softened, and the energy was channeled into his marriage and children. His working-class roots became a real source of strength, and by his 20's he'd begun to make something of himself.</w:t>
         <w:br/>
-        <w:t>The cast of unknowns were mostly in their early 20's, and they treated the quiet Mr. Kureishi as a hip, friendly teacher, or maybe an older brother. He doesn't look like a film director; short and compactly built, he has long black hair and gentle, soft black eyes. His face is angelic, but he is slow to smile and slower to laugh, often affecting the kind of puzzled expression and crooked grin one sees in pouting children and hurt dogs.</w:t>
+        <w:t>Our process is hardly scientific, more a complicated and sometimes bewildering array of private moments set against the cultural and social background of the times. Every seven years I do an exhaustive interview with each person, with very little preparation, looking for the spontaneous rather than the prepared response. We use a fraction of what we shoot (the ratio of film shot to film used is 30:1), so we stockpile an enormous amount of footage. With each new edition of the series, we start from scratch and sometimes go back into unused interview footage if it has become unexpectedly relevant.</w:t>
         <w:br/>
-        <w:t>Not everything Mr. Kureishi has written, ranging from stage plays and screenplays to essays, stories and a novel, has been a striking success, but the title of his new film is certainly ironic in light of his own career. London hasn't killed Mr. Kureishi at all -- it has practically fallen at his feet. After the critical and commercial success of "Laundrette" (which earned him an Oscar nomination for best original screenplay), he was given an artistic blank check for his next film, "Sammy and Rosie Get Laid" (1987), which explored conservatism's collision with sexual liberation.</w:t>
+        <w:t>By 1984 and "28 Up," the series had changed dramatically -- the politics were now unspoken and the class distinctions self-evident. Individual drama moved to the foreground, and the human element began to dominate. I brought the film to America and showed it at the Los Angeles and New York Film Festivals, seriously doubting that people would make sense of it unless they were well versed in the English school and class systems.</w:t>
         <w:br/>
-        <w:t>Although the movie was a commercial and critical failure, it further established Mr. Kureishi as a writer of vision. He has consistently challenged the Merchant Ivory-Masterpiece Theater view of England as a country of white people with good accents eating strawberries, playing cricket and going fox hunting. Mr. Kureishi's England is a land of immigrants, gays, punks, drug dealers and race riots. His novel, "The Buddha of Suburbia," depicts an England unsure of how to assimilate its immigrants -- and immigrants unsure whether they want to be assimilated. The book has been translated into 23 languages.</w:t>
+        <w:t>I was wrong. It found a huge audience of people who were responding not to a thinly disguised political polemic but to something universal. Success, failure, promise and disappointment -- these had become the new currency of the film. Images would stay in the mind -- Neil, the bright-eyed Liverpudlian who at 7 wanted to be an astronaut, at 28 hitchhiking forlornly around Scotland, his life in pieces; Suzy, bitter and nervous at 21, blossoming into motherhood; Bruce teaching Bengali children, the ambition of a 7-year-old to be a missionary realized; Tony, alone with his jockey pictures, a dream abandoned.</w:t>
         <w:br/>
-        <w:t>"London Kills Me," unlike Mr. Kureishi's other screenplays, doesn't feature race as an issue; the film is about a young white street urchin called Clint Eastwood who meets up with a gang of white drug dealers and moves into a squat, or house, with them in Notting Hill. Clint wants to go straight but needs a pair of shoes to get a job. "About two years ago, I met this guy in Notting Hill who didn't have a pair of shoes," Mr. Kureishi explained. "He'd stolen a pair from someone in his squat, but they'd found out, so he had to give them back. It seemed sort of funny and pathetic to me -- that all he needed was a pair of shoes."</w:t>
+        <w:t>I doubt that "28 Up" achieved the magical quality of the original -- maybe that's the prerogative of 7-year-old children -- but according to the critics, it had power and resonance. Commitments had been made at the work place and at home, the decisions we all have to make at some time or another. This is what caught the audience's imagination, making it possible to identify with and relate to the people in the film. The public's response was as gratifying to me as anything in my professional life.</w:t>
         <w:br/>
-        <w:t>But the film is not about footware. "Drugs are high-risk capitalism," the director said, speaking the kind of lines he is apt to give his characters. "Ecstasy was the ultimate Thatcherite drug, because you could get blissed out on the weekend and still go to work Monday morning. Not like LSD. The kids around Portobello Road are into the 60's scene without the politics, just the culture. It's all about hedonism. The squatting scene is massive. So it was those two themes -- of young homelessness and drugs -- that came together in the film."</w:t>
+        <w:t>The major difficulty in mounting "35 Up" has been to keep as many of the subjects as possible. For most of them, the whole enterprise has become a major invasion of privacy, and three have dropped out. Inevitably the piece is weakened if it doesn't have a full cast -- you lose the contrasts and comparisons, and there's a feeling of extended family. Also, some of us have become close, though I'm sure they all dread the seven-yearly knock at the door.</w:t>
         <w:br/>
-        <w:t>The house the producers found is a former meditation center about to undergo complete renovation. "London Kills Me" turned it into a cinematic squat, with unintelligible graffiti spray-painted on the walls, mirrors smashed, the carpets trashed. Budgeted at $3 million, the production is clearly on the low end of the scale.</w:t>
+        <w:t>Without giving away what has happened over the last seven years, what seems unique this time is the strong sense of mortality that pervades the film. Many of the subjects have recently lost parents; a number now have children around 7 years old. They are teaching their children what I filmed them learning, so you see knowledge and wisdom handed on from generation to generation -- a circle being closed.</w:t>
         <w:br/>
-        <w:t>"People will probably say the film is arrogant," Mr. Kureishi said. What do critics say about him? "His eagerness to shock is almost endearing," wrote James Wolcott in Vanity Fair. "Kureishi is a bourgeois-basher afraid of being branded bourgeois."</w:t>
+        <w:t>There are as many surprises now as there were with "28 Up," and I'm hopeful that the films get richer as the people get older. Someone wrote of "35 Up" that it contained the heartening message that age makes people nicer, which bodes well for "42 Up," "49 Up" and on, but the excitement of each step is not knowing what to expect. I fear for the participants' safety, as with family and friends; and although life is hard for most of them, it is reassuring to observe the resilience and enterprise of the human spirit.</w:t>
         <w:br/>
-        <w:t>Mr. Kureishi, whose novel won the Whitbread Prize for the best British fiction debut of 1990, has been praised by his friend Salman Rushdie, but, like Mr. Rushdie, he is not the most admired writer in the British Asian community. The loudest critics of "My Beautiful Laundrette" were Asians. In New York, members of the Pakistani Action Committee, angry about the film's depiction of their fellow nationals, picketed its release, waving placards with such slogans as " 'My Beautiful Laundrette' is the creation of a sick and perverted mind."</w:t>
+        <w:t>Other films have come out of my project. Last year CBS and Granada produced Phil Joanou's American "7 Up" (as yet not broadcast), and Granada financed Sergei Miroshnichenko's Russian version, and maybe there will be more. The new films have a great advantage over the original -- they know they're in for the long haul, whereas "7 Up" was only supposed to be a one-shot.</w:t>
         <w:br/>
-        <w:t>Although Muslim characters are written about sympathetically in his novel, Mr. Kureishi said that he was brought up as an atheist. Born in 1954 to a working-class English mother and a middle-class Pakistani journalist, he grew up in the south London middle-class suburb of Bromley. "I was brought up really as an English child," he said. "My father was very Westernized -- he wasn't a practicing Muslim, for example, didn't believe in arranged marriages or practices that would have conflicted with what was around us. I wasn't influenced by Asian culture at all."</w:t>
+        <w:t>So, as I served as a producer on the American film and consultant on the Russian one, we were able to plan ahead, to anticipate what may be important in America over the next decades -- the breakdown of the inner cities, the widening of the gap between rich and poor and the redrawing of the ethnic map -- and respond to that in our choice of children. We filmed in the Soviet Union last autumn, just before the Baltic states broke away and well before the whole country fell apart. If we can keep track of our Russian 7-year-olds, their lives could provide astonishing insight into the future of the new commonwealth.</w:t>
         <w:br/>
-        <w:t>There were few Asians in the Bromley area then. "It was a very worrying time," said Mr. Kureishi's father, Rafiushan, in an interview during the shooting of "London Kills Me." (Rafiushan Kureishi died last January.) "The English nature is to not say anything openly, but to keep it under. But people became outspoken about race -- they gave you a hassle when you went out." The senior Kureishi, perhaps his son's greatest champion, remembered the young Hanif as being "very difficult and extremely rude at times. He could be very arrogant."</w:t>
+        <w:t>I suppose my greatest contribution to the whole project has been to hang in and give it continuity. I remember sitting with Mike Scott, then Granada's head of programming, in Los Angeles and saying wasn't it about time for "28 Up," and him responding that it would never happen because I wouldn't leave Hollywood.</w:t>
         <w:br/>
-        <w:t>Having come of age in the late 60's, the director has put that era's anti-authoritarian sensibility into much of his work. The land squatters in "Sammy and Rosie" could be living in a 60's commune. Characters speak as if they're in a psychedelic Roger Corman film ("This stuff will chill you, man. Just tip it on your tongue . . . .") And the drug dealers in "London Kills Me" could have been Ken Kesey's Merry Pranksters hot off the bus.</w:t>
+        <w:t>He couldn't guess the power the films have in my life and how I doubt whether I'll ever have the chance to do anything as original as this again.</w:t>
         <w:br/>
-        <w:t>Of his new film, Mr. Kureishi said, "There'll be a lot of people who'll be expecting something which is much bigger and more complicated, I suppose, more ambitious."</w:t>
+        <w:t xml:space="preserve"> </w:t>
         <w:br/>
-        <w:t>Faltering ambition has never been a problem with Mr. Kureishi. These days, however, following his father's death and a bout with back problems, he has decided to travel and take it easy for a while. Although he has no new projects planned, he has written a four-hour television adaptation of "The Buddha of Suburbia," which the BBC plans to film in September. This time, though, he is content to let someone else direct.</w:t>
+        <w:t xml:space="preserve"> </w:t>
+        <w:br/>
+        <w:t xml:space="preserve"> </w:t>
+        <w:br/>
+        <w:t>APTED BY APTED</w:t>
+        <w:br/>
+        <w:t xml:space="preserve"> AGE 7 (1948): At local state school. Quiet, very shy. Greatest joys were listening to the radio, chocolate (still rationed) and going to soccer games with my father.</w:t>
+        <w:br/>
+        <w:t>AGE 14: Scholarship to private school in center of London. Easy access to West End theaters and cinemas. Still too shy to be in school plays.</w:t>
+        <w:br/>
+        <w:t>AGE 21: Second year at Cambridge University. Consumed by interest in theater -- in plays with Trevor Nunn, John Cleese, Stephen Frears and Jonathan Lynn. Had fallen in love with movies after seeing Ingmar Bergman's "Wild Strawberries" at age 17, A career in show business still seemed an idle dream.</w:t>
+        <w:br/>
+        <w:t>AGE 28: Married with a son. Living in Manchester, climbing the ladder at Granada Television. Making the decision to go freelance and try my luck in London.</w:t>
+        <w:br/>
+        <w:t>AGE 35: Had second son. Trying to build a career in movies. Had made two -- "Triple Echo," with Glenda Jackson, and "Stardust," produced by David Puttnam. Still paying the rent by working in television and theater. Looking enviously toward America.</w:t>
         <w:br/>
         <w:br/>
         <w:t>Graphic</w:t>
@@ -101,7 +115,7 @@
         <w:br/>
         <w:t xml:space="preserve"> </w:t>
         <w:br/>
-        <w:t>Photos: Emer McCourt, left, and Steven Mackintosh in "London Kills Me"--The themes of drugs and homeless young people come together. Hanif Kureishi during the filming of "London Kills Me." (Photographs by New Line Cinema)</w:t>
+        <w:t>Photos: In Michael Apted's new documentary "35 Up," Jackie, Lynn and Sue hold photographs of themselves at the ages of 28, 21 and 7 -- like a family album. Photos of Michael Apted. (Photographs by Samuel Goldwyn Company)</w:t>
       </w:r>
     </w:p>
     <w:sectPr>

--- a/example_articles/countries/United Kingdom/1.countries_United Kingdom_New_York_Times.docx
+++ b/example_articles/countries/United Kingdom/1.countries_United Kingdom_New_York_Times.docx
@@ -7,9 +7,7 @@
         <w:pStyle w:val="Heading1"/>
       </w:pPr>
       <w:r>
-        <w:t>FILM;</w:t>
-        <w:br/>
-        <w:t>Filming Life, He Found His Own</w:t>
+        <w:t>From the Annals Of Reinvention: Vidal Sassoon - Correction Appended</w:t>
       </w:r>
     </w:p>
     <w:p>
@@ -19,17 +17,17 @@
     </w:p>
     <w:p>
       <w:r>
-        <w:t>Date: 1992-01-12</w:t>
+        <w:t>Date: 2011-02-06</w:t>
       </w:r>
     </w:p>
     <w:p>
       <w:r>
-        <w:t>Section: Section 2;; Section 2; Page 11; Column 1; Arts &amp; Leisure Desk; Column 1;; Biography</w:t>
+        <w:t>Section: Section AR; Column 0; Arts and Leisure Desk; Pg. 12; FILM</w:t>
       </w:r>
     </w:p>
     <w:p>
       <w:r>
-        <w:t>Source file: NYT/53.DOCX</w:t>
+        <w:t>Source file: NYT/37.DOCX</w:t>
       </w:r>
     </w:p>
     <w:p>
@@ -51,63 +49,72 @@
     </w:p>
     <w:p>
       <w:r>
-        <w:t>"Thirty-five Up," the latest installment in the documentary series about the lives of 14 Britons, is the culmination of 28 years' work, and as far as I know is the longest-running project in the history of film. It started in 1964 with "7 Up," a documentary produced by Granada Television that looked at Britain through the eyes of these individuals as 7-year-olds. I was 22, had just left Cambridge University with a law degree and had been hired to find the children from as diverse backgrounds as possible and, with the director Paul Almond, to get their opinions on money, love, God, sex, race, school and one another. We also wanted to know what they had in mind for their futures. These were the politicians, managers, union leaders and parents of the year 2000, so what kind of England could we look forward to?</w:t>
+        <w:t>Beverly Hills, Calif.</w:t>
         <w:br/>
-        <w:t>We used the Jesuit idea "give me a child until he is 7 and I will show you the man," but, frankly, our underlying concept was political. Granada was a left-wing company, and in the heady days of 1964 when England was the pop-cultural center of the world, we wanted to see whether the dynamics that gave fame and fortune to the Beatles, the Stones and other icons had permeated our class system. Did everybody have a fair chance, or did the accident of birth bring power, wealth and success? Were children made into winners or losers by class divisions, or was the old order changing forever?</w:t>
+        <w:t>IN its early stages ''Vidal Sassoon The Movie'' was intended as a birthday present from Michael Gordon, the hair product mogul who produced it, to his old friend Mr. Sassoon. So it's not surprising that the documentary, which opens in New York on Friday, hits all the high points of Mr. Sassoon's 69-year career as a hairdresser: his head-turning geometric haircuts, his brilliance at branding his name, and his movie-star clientele. But it also covers the reinvention that took him there: how a London-born, tough working-class Jewish boy -- who was a fist-throwing member of the British anti-fascist brigade, 43 Group, and fought in Israel's War of Independence -- eventually got rid of his Cockney accent and became known as the charismatic, erudite millionaire King of Hair. Recently Mr. Sassoon, 83, impeccably attired in an Yves Saint Laurent suit and knotted black cashmere scarf, sat in an outdoor booth at the Polo Lounge at the Beverly Hills Hotel and held forth on a variety of subjects, from his memories of an impoverished childhood to why award-show red-carpet coverage makes him cringe. These are excerpts from his conversation with Margy Rochlin.</w:t>
         <w:br/>
-        <w:t>The film became an instant classic, for out of the mouths of those babes came some fairly alarming truths about the inequality and unfairness that still existed at the very heart of our society. The arguments that emerged were so provocative that I decided to go back every seven years to record what was happening to these children as they grew up.</w:t>
+        <w:t>Q. When you first agreed to the documentary, you were writing your memoirs. Did one project feed the other?</w:t>
         <w:br/>
-        <w:t>Over 28 years and five films, their lives have become a road map for a kind of social history of the last three decades. The series has also been a marker for me, as it has engaged my entire working life. I have married, had children and moved to America, and wondered whether the choices I have made have been as preordained as some of those in "7 Up." I've brought up my own children, mindful of those I have filmed growing up burdened by so much parental ambition that their lives have gone seriously awry. You can see the charm of a 7-year-old become stress at 14 and disappointment at 21. I look at Nick, at 7 a farmer's son from rural Yorkshire, at 35 an associate professor of physics at the University of Wisconsin, in the process of relocating his family to America, much as I did, homesick for England and trying to identify and hang on to those of his roots that would give him his strength.</w:t>
+        <w:t>A. No question. I went back to my very early childhood, which I could never forget. I could remember it so well because it was so different.</w:t>
         <w:br/>
-        <w:t>Professionally, I don't know what I've learned from the films except maybe that truth is more extraordinary than fiction, that real-life stories can be more unbelievable, more daring and more vivid than invention. My best movies, "Agatha," "Coal Miner's Daughter" and "Gorillas in the Mist," were all the more powerful for being based on truth.</w:t>
+        <w:t>Q. How so?</w:t>
         <w:br/>
-        <w:t>Back in 1971 with the second film, "14 Up," it seemed unlikely that the series would survive. The interviews were like a struggle (they lacked, you might say, a warm glow), but once we put it all together, we knew we were onto something. The politics were as strong as ever, but now we had the excitement of juxtaposing two generations. We had turned a page in the family album.</w:t>
+        <w:t>A. During the late '20s my father left us. My mother was in a complete hole with no money, and we were evicted. She was so embarrassed that in the middle of the night an uncle picked us up in Shepherd's Bush and took us to a two-room tenement on Petticoat Lane with my three cousins and my Auntie Kate, a great, big-bosomed lady, full of fun. Boy, was that the ghetto. If it was January and if you had to use the toilet, you'd leave the building just praying that someone had just come off it so the seat was warm.</w:t>
         <w:br/>
-        <w:t>But there were shortcomings that I've never really surmounted. We didn't have enough women, and the four we had all left school and married early; so we missed out on one of the most powerful political upheavals of my lifetime -- the changing role of women in the home and workplace. I think I also shortchanged my own roots -- the lower middle class. In my generation that class overcame modest beginnings by luck and hard work, but in the "7 Up" generation it found a world where the economy was collapsing and jobs in the arts, teaching, medicine and the like, were in short supply.</w:t>
+        <w:t>Q. When times got tougher, you were sent to live at a Jewish orphanage for seven years. How did you adjust?</w:t>
         <w:br/>
-        <w:t>By "21 Up" it was hard enough putting the film together without bemoaning what might have been if we'd had a crystal ball. The awkwardness of the 14-year-olds had evaporated and interviewing had become much easier. I was having to condense a life into 15 minutes or so and make value judgments as to what was important and what wasn't.</w:t>
+        <w:t>A. I was a bit of a rebel. When I was about 10 I ran away to see my father. He couldn't have cared less. He just took me back as soon as he could. There was a big meeting because I was the first one to have run away. And they said, ''What can we do to make you happier?'' I said, ''How about more food?''</w:t>
         <w:br/>
-        <w:t>Sometimes I was way off, with Tony, for example. At 7 he was the playground fighter who wanted to be a jockey, but I felt he'd never had a real chance in life. High spirits and quick wit weren't going to be enough. So I filmed him at 21 driving around the hot crime spots of the East End of London in his taxicab, conducting a tour of underworld highlights past and present. I supposed I was planning ahead, second-guessing what was lying in wait for him, but I had misjudged him completely. As Tony would often say to me, "Michael, you can't judge a book by its cover." The wildness of his early years had softened, and the energy was channeled into his marriage and children. His working-class roots became a real source of strength, and by his 20's he'd begun to make something of himself.</w:t>
+        <w:t>Q. You got into hairdressing because your mother had a premonition that it was your destiny. You didn't argue?</w:t>
         <w:br/>
-        <w:t>Our process is hardly scientific, more a complicated and sometimes bewildering array of private moments set against the cultural and social background of the times. Every seven years I do an exhaustive interview with each person, with very little preparation, looking for the spontaneous rather than the prepared response. We use a fraction of what we shoot (the ratio of film shot to film used is 30:1), so we stockpile an enormous amount of footage. With each new edition of the series, we start from scratch and sometimes go back into unused interview footage if it has become unexpectedly relevant.</w:t>
+        <w:t>A. You never argued with my mother. You couldn't win.</w:t>
         <w:br/>
-        <w:t>By 1984 and "28 Up," the series had changed dramatically -- the politics were now unspoken and the class distinctions self-evident. Individual drama moved to the foreground, and the human element began to dominate. I brought the film to America and showed it at the Los Angeles and New York Film Festivals, seriously doubting that people would make sense of it unless they were well versed in the English school and class systems.</w:t>
+        <w:t>Q. In the documentary you mention that the first hairdresser you apprenticed under was very strict.</w:t>
         <w:br/>
-        <w:t>I was wrong. It found a huge audience of people who were responding not to a thinly disguised political polemic but to something universal. Success, failure, promise and disappointment -- these had become the new currency of the film. Images would stay in the mind -- Neil, the bright-eyed Liverpudlian who at 7 wanted to be an astronaut, at 28 hitchhiking forlornly around Scotland, his life in pieces; Suzy, bitter and nervous at 21, blossoming into motherhood; Bruce teaching Bengali children, the ambition of a 7-year-old to be a missionary realized; Tony, alone with his jockey pictures, a dream abandoned.</w:t>
+        <w:t>A. You couldn't come to the salon with wrinkled trousers. I was 14, and we were sleeping at the shelters because the Luftwaffe were bombing every night. He'd tell you to sleep on your trousers without wriggling about, and you'd end up with a beautiful crease in the morning. He'd say, ''Make sure your shoes are shined and your nails are clean.'' Otherwise he'd send us home. It was barbaric, but I loved him. I learned my discipline from him.</w:t>
         <w:br/>
-        <w:t>I doubt that "28 Up" achieved the magical quality of the original -- maybe that's the prerogative of 7-year-old children -- but according to the critics, it had power and resonance. Commitments had been made at the work place and at home, the decisions we all have to make at some time or another. This is what caught the audience's imagination, making it possible to identify with and relate to the people in the film. The public's response was as gratifying to me as anything in my professional life.</w:t>
+        <w:t>Q. You've said that it took you nine years to perfect the Sassoon technique. How did you appease the failed experiments?</w:t>
         <w:br/>
-        <w:t>The major difficulty in mounting "35 Up" has been to keep as many of the subjects as possible. For most of them, the whole enterprise has become a major invasion of privacy, and three have dropped out. Inevitably the piece is weakened if it doesn't have a full cast -- you lose the contrasts and comparisons, and there's a feeling of extended family. Also, some of us have become close, though I'm sure they all dread the seven-yearly knock at the door.</w:t>
+        <w:t>A. ''It'll grow, darling. Come back and be my guest.''</w:t>
         <w:br/>
-        <w:t>Without giving away what has happened over the last seven years, what seems unique this time is the strong sense of mortality that pervades the film. Many of the subjects have recently lost parents; a number now have children around 7 years old. They are teaching their children what I filmed them learning, so you see knowledge and wisdom handed on from generation to generation -- a circle being closed.</w:t>
+        <w:t>Q. What's crucial to being a great hairdresser?</w:t>
         <w:br/>
-        <w:t>There are as many surprises now as there were with "28 Up," and I'm hopeful that the films get richer as the people get older. Someone wrote of "35 Up" that it contained the heartening message that age makes people nicer, which bodes well for "42 Up," "49 Up" and on, but the excitement of each step is not knowing what to expect. I fear for the participants' safety, as with family and friends; and although life is hard for most of them, it is reassuring to observe the resilience and enterprise of the human spirit.</w:t>
+        <w:t>A. The ability to look at somebody's face and body structure. It's like sculpture. You eliminate the superfluous. Q. Name a celebrity with a good haircut.</w:t>
         <w:br/>
-        <w:t>Other films have come out of my project. Last year CBS and Granada produced Phil Joanou's American "7 Up" (as yet not broadcast), and Granada financed Sergei Miroshnichenko's Russian version, and maybe there will be more. The new films have a great advantage over the original -- they know they're in for the long haul, whereas "7 Up" was only supposed to be a one-shot.</w:t>
+        <w:t>A. Victoria Beckham has a marvelous haircut, and so does Tom Cruise's wife. But so many of them are wearing what I call curtains. They have beautiful bones, and they hide them with their hair. It's nuts.</w:t>
         <w:br/>
-        <w:t>So, as I served as a producer on the American film and consultant on the Russian one, we were able to plan ahead, to anticipate what may be important in America over the next decades -- the breakdown of the inner cities, the widening of the gap between rich and poor and the redrawing of the ethnic map -- and respond to that in our choice of children. We filmed in the Soviet Union last autumn, just before the Baltic states broke away and well before the whole country fell apart. If we can keep track of our Russian 7-year-olds, their lives could provide astonishing insight into the future of the new commonwealth.</w:t>
+        <w:t>Q. Do you watch award ceremonies' red-carpet coverage to stay au courant?</w:t>
         <w:br/>
-        <w:t>I suppose my greatest contribution to the whole project has been to hang in and give it continuity. I remember sitting with Mike Scott, then Granada's head of programming, in Los Angeles and saying wasn't it about time for "28 Up," and him responding that it would never happen because I wouldn't leave Hollywood.</w:t>
+        <w:t>A. I'm terrified about what goes on at these awards shows. I recently did an interview where they showed me really bad pictures from the Golden Globes and asked for my opinion. You can't tell me that there aren't super hairdressers working at the awards. They just don't have time to do a really good job. I didn't name names. All my life I've never knocked a hairdresser. It doesn't become me.</w:t>
         <w:br/>
-        <w:t>He couldn't guess the power the films have in my life and how I doubt whether I'll ever have the chance to do anything as original as this again.</w:t>
+        <w:t>Q. When you chopped off Mia Farrow's trademark long hair for ''Rosemary's Baby,'' it generated big headlines. How did you come up with her almost boyish look?</w:t>
         <w:br/>
-        <w:t xml:space="preserve"> </w:t>
+        <w:t>A. Do you know how that happened? She had an argument with Mr. Sinatra, and she went to town on her hair. Then she called me and said, ''Vidal, could you straighten my hair out?'' I said, ''Mia, I can only go short.''</w:t>
         <w:br/>
-        <w:t xml:space="preserve"> </w:t>
+        <w:t>Q. Was your enduring tag line, ''If you don't look good, we don't look good,'' your idea?</w:t>
         <w:br/>
-        <w:t xml:space="preserve"> </w:t>
+        <w:t>A. No. I was backstage at a show we were doing in New Orleans, and a gentleman named Peter Rogers, an advertising genius out of New York, came over and introduced himself. All he said was, ''If you don't look good, we don't look good.'' I knew instinctively it was the right saying.</w:t>
         <w:br/>
-        <w:t>APTED BY APTED</w:t>
+        <w:t>Q. The tone of those interviewed in ''Vidal Sassoon'' is very loving. Were you given editorial control?</w:t>
         <w:br/>
-        <w:t xml:space="preserve"> AGE 7 (1948): At local state school. Quiet, very shy. Greatest joys were listening to the radio, chocolate (still rationed) and going to soccer games with my father.</w:t>
+        <w:t>A. No. I wanted them to have a clear, open field of thought rather than me pushing ideas into their head. Q. Reportedly Joan Rivers sent a three-page e-mail to the director of the documentary ''Joan Rivers: A Piece of Work'' outlining suggestions for improvements.</w:t>
         <w:br/>
-        <w:t>AGE 14: Scholarship to private school in center of London. Easy access to West End theaters and cinemas. Still too shy to be in school plays.</w:t>
+        <w:t>A. She probably wasn't in comedy, the director. Michael Gordon and I, we both come from hair. Joan Rivers is one of the funniest women alive. I definitely want to see her documentary.</w:t>
         <w:br/>
-        <w:t>AGE 21: Second year at Cambridge University. Consumed by interest in theater -- in plays with Trevor Nunn, John Cleese, Stephen Frears and Jonathan Lynn. Had fallen in love with movies after seeing Ingmar Bergman's "Wild Strawberries" at age 17, A career in show business still seemed an idle dream.</w:t>
+        <w:t>Q. It's about how she was 76 and a total workaholic.</w:t>
         <w:br/>
-        <w:t>AGE 28: Married with a son. Living in Manchester, climbing the ladder at Granada Television. Making the decision to go freelance and try my luck in London.</w:t>
+        <w:t>A. I'm 83. Who wants to stop working?</w:t>
         <w:br/>
-        <w:t>AGE 35: Had second son. Trying to build a career in movies. Had made two -- "Triple Echo," with Glenda Jackson, and "Stardust," produced by David Puttnam. Still paying the rent by working in television and theater. Looking enviously toward America.</w:t>
+        <w:br/>
+        <w:t>http://www.nytimes.com</w:t>
+        <w:br/>
+        <w:t>Correction</w:t>
+        <w:br/>
+        <w:br/>
+        <w:br/>
+        <w:t>This article has been revised to reflect the following correction: An article on Page 12 this weekend about the hairdresser Vidal Sassoon and the new documentary ''Vidal Sassoon The Movie'' misstates the given name of a hair product mogul who produced the movie. He is Michael Gordon, not Mark.</w:t>
+        <w:br/>
+        <w:t>Correction-Date: February 6, 2011</w:t>
         <w:br/>
         <w:br/>
         <w:t>Graphic</w:t>
@@ -115,7 +122,7 @@
         <w:br/>
         <w:t xml:space="preserve"> </w:t>
         <w:br/>
-        <w:t>Photos: In Michael Apted's new documentary "35 Up," Jackie, Lynn and Sue hold photographs of themselves at the ages of 28, 21 and 7 -- like a family album. Photos of Michael Apted. (Photographs by Samuel Goldwyn Company)</w:t>
+        <w:t>PHOTOS: Vidal Sassoon is the subject of a new documentary film, ''Vidal Sassoon The Movie.'' Right, a scene from the film shows Mr. Sassoon on the Millennium Bridge in London. Above, vintage Sassoon looks on contemporary models, in a still taken during the shooting of the film. (PHOTOGRAPHS BY MICHAEL GORDON/PHASE4 FILMS)</w:t>
       </w:r>
     </w:p>
     <w:sectPr>
